--- a/public/CV.MoussaZedira.docx
+++ b/public/CV.MoussaZedira.docx
@@ -42,7 +42,7 @@
           <w:color w:val="16181C"/>
           <w:sz w:val="18"/>
         </w:rPr>
-        <w:t>Recherche une alternance en BTS SIO option SISR (Solutions d'Infrastructure, Systèmes et Réseaux)</w:t>
+        <w:t>Recherche une alternance en BTS SIO option SISR - rentrée février 2027, 3 jours en entreprise et 2 jours en cours</w:t>
       </w:r>
     </w:p>
     <w:p>
